--- a/tillsyn/A 17967-2025 tillsynsbegäran.docx
+++ b/tillsyn/A 17967-2025 tillsynsbegäran.docx
@@ -242,7 +242,7 @@
     <w:r>
       <w:tab/>
       <w:tab/>
-      <w:t>2025-04-15</w:t>
+      <w:t>2025-04-16</w:t>
       <w:br/>
       <w:br/>
     </w:r>

--- a/tillsyn/A 17967-2025 tillsynsbegäran.docx
+++ b/tillsyn/A 17967-2025 tillsynsbegäran.docx
@@ -242,7 +242,7 @@
     <w:r>
       <w:tab/>
       <w:tab/>
-      <w:t>2025-04-16</w:t>
+      <w:t>2025-04-17</w:t>
       <w:br/>
       <w:br/>
     </w:r>

--- a/tillsyn/A 17967-2025 tillsynsbegäran.docx
+++ b/tillsyn/A 17967-2025 tillsynsbegäran.docx
@@ -242,7 +242,7 @@
     <w:r>
       <w:tab/>
       <w:tab/>
-      <w:t>2025-04-17</w:t>
+      <w:t>2025-04-18</w:t>
       <w:br/>
       <w:br/>
     </w:r>

--- a/tillsyn/A 17967-2025 tillsynsbegäran.docx
+++ b/tillsyn/A 17967-2025 tillsynsbegäran.docx
@@ -242,7 +242,7 @@
     <w:r>
       <w:tab/>
       <w:tab/>
-      <w:t>2025-04-18</w:t>
+      <w:t>2025-04-19</w:t>
       <w:br/>
       <w:br/>
     </w:r>

--- a/tillsyn/A 17967-2025 tillsynsbegäran.docx
+++ b/tillsyn/A 17967-2025 tillsynsbegäran.docx
@@ -253,7 +253,7 @@
     <w:r>
       <w:tab/>
       <w:tab/>
-      <w:t>2025-05-03</w:t>
+      <w:t>2025-05-04</w:t>
       <w:br/>
       <w:br/>
     </w:r>

--- a/tillsyn/A 17967-2025 tillsynsbegäran.docx
+++ b/tillsyn/A 17967-2025 tillsynsbegäran.docx
@@ -113,6 +113,17 @@
       </w:r>
     </w:p>
     <w:p>
+      <w:r>
+        <w:rPr>
+          <w:b/>
+        </w:rPr>
+        <w:t>Hasselticka</w:t>
+      </w:r>
+      <w:r>
+        <w:t xml:space="preserve"> är en bra signalart för lundar med höga naturvärden. På lokalerna förekommer ofta många andra ovanliga och rödlistade arter. Växtplatserna har normalt långvarig lövkontinuitet av hassel (ibland al). Den kräver dessutom att det successivt bildas, och i området kontinuerligt förekommit, en viss mängd döda stammar. Arten tycks saknas i sekundära och i sen tid uppkomna al- och hasselmarker om dessa inte ligger i direkt anslutning till äldre förekomster (Nitare &amp; Skogsstyrelsen, 2019).</w:t>
+      </w:r>
+    </w:p>
+    <w:p>
       <w:pPr>
         <w:pStyle w:val="Heading1"/>
       </w:pPr>
@@ -253,7 +264,7 @@
     <w:r>
       <w:tab/>
       <w:tab/>
-      <w:t>2025-05-04</w:t>
+      <w:t>2025-05-06</w:t>
       <w:br/>
       <w:br/>
     </w:r>

--- a/tillsyn/A 17967-2025 tillsynsbegäran.docx
+++ b/tillsyn/A 17967-2025 tillsynsbegäran.docx
@@ -264,7 +264,7 @@
     <w:r>
       <w:tab/>
       <w:tab/>
-      <w:t>2025-05-06</w:t>
+      <w:t>2025-05-07</w:t>
       <w:br/>
       <w:br/>
     </w:r>

--- a/tillsyn/A 17967-2025 tillsynsbegäran.docx
+++ b/tillsyn/A 17967-2025 tillsynsbegäran.docx
@@ -264,7 +264,7 @@
     <w:r>
       <w:tab/>
       <w:tab/>
-      <w:t>2025-05-07</w:t>
+      <w:t>2025-05-08</w:t>
       <w:br/>
       <w:br/>
     </w:r>

--- a/tillsyn/A 17967-2025 tillsynsbegäran.docx
+++ b/tillsyn/A 17967-2025 tillsynsbegäran.docx
@@ -264,7 +264,7 @@
     <w:r>
       <w:tab/>
       <w:tab/>
-      <w:t>2025-05-08</w:t>
+      <w:t>2025-05-09</w:t>
       <w:br/>
       <w:br/>
     </w:r>

--- a/tillsyn/A 17967-2025 tillsynsbegäran.docx
+++ b/tillsyn/A 17967-2025 tillsynsbegäran.docx
@@ -264,7 +264,7 @@
     <w:r>
       <w:tab/>
       <w:tab/>
-      <w:t>2025-05-09</w:t>
+      <w:t>2025-05-10</w:t>
       <w:br/>
       <w:br/>
     </w:r>

--- a/tillsyn/A 17967-2025 tillsynsbegäran.docx
+++ b/tillsyn/A 17967-2025 tillsynsbegäran.docx
@@ -264,7 +264,7 @@
     <w:r>
       <w:tab/>
       <w:tab/>
-      <w:t>2025-05-10</w:t>
+      <w:t>2025-05-11</w:t>
       <w:br/>
       <w:br/>
     </w:r>

--- a/tillsyn/A 17967-2025 tillsynsbegäran.docx
+++ b/tillsyn/A 17967-2025 tillsynsbegäran.docx
@@ -264,7 +264,7 @@
     <w:r>
       <w:tab/>
       <w:tab/>
-      <w:t>2025-05-11</w:t>
+      <w:t>2025-05-12</w:t>
       <w:br/>
       <w:br/>
     </w:r>

--- a/tillsyn/A 17967-2025 tillsynsbegäran.docx
+++ b/tillsyn/A 17967-2025 tillsynsbegäran.docx
@@ -264,7 +264,7 @@
     <w:r>
       <w:tab/>
       <w:tab/>
-      <w:t>2025-05-12</w:t>
+      <w:t>2025-05-13</w:t>
       <w:br/>
       <w:br/>
     </w:r>

--- a/tillsyn/A 17967-2025 tillsynsbegäran.docx
+++ b/tillsyn/A 17967-2025 tillsynsbegäran.docx
@@ -264,7 +264,7 @@
     <w:r>
       <w:tab/>
       <w:tab/>
-      <w:t>2025-05-13</w:t>
+      <w:t>2025-05-14</w:t>
       <w:br/>
       <w:br/>
     </w:r>

--- a/tillsyn/A 17967-2025 tillsynsbegäran.docx
+++ b/tillsyn/A 17967-2025 tillsynsbegäran.docx
@@ -264,7 +264,7 @@
     <w:r>
       <w:tab/>
       <w:tab/>
-      <w:t>2025-05-14</w:t>
+      <w:t>2025-05-15</w:t>
       <w:br/>
       <w:br/>
     </w:r>

--- a/tillsyn/A 17967-2025 tillsynsbegäran.docx
+++ b/tillsyn/A 17967-2025 tillsynsbegäran.docx
@@ -264,7 +264,7 @@
     <w:r>
       <w:tab/>
       <w:tab/>
-      <w:t>2025-05-15</w:t>
+      <w:t>2025-05-16</w:t>
       <w:br/>
       <w:br/>
     </w:r>

--- a/tillsyn/A 17967-2025 tillsynsbegäran.docx
+++ b/tillsyn/A 17967-2025 tillsynsbegäran.docx
@@ -264,7 +264,7 @@
     <w:r>
       <w:tab/>
       <w:tab/>
-      <w:t>2025-05-16</w:t>
+      <w:t>2025-05-17</w:t>
       <w:br/>
       <w:br/>
     </w:r>

--- a/tillsyn/A 17967-2025 tillsynsbegäran.docx
+++ b/tillsyn/A 17967-2025 tillsynsbegäran.docx
@@ -264,7 +264,7 @@
     <w:r>
       <w:tab/>
       <w:tab/>
-      <w:t>2025-05-17</w:t>
+      <w:t>2025-05-18</w:t>
       <w:br/>
       <w:br/>
     </w:r>

--- a/tillsyn/A 17967-2025 tillsynsbegäran.docx
+++ b/tillsyn/A 17967-2025 tillsynsbegäran.docx
@@ -264,7 +264,7 @@
     <w:r>
       <w:tab/>
       <w:tab/>
-      <w:t>2025-05-18</w:t>
+      <w:t>2025-05-19</w:t>
       <w:br/>
       <w:br/>
     </w:r>

--- a/tillsyn/A 17967-2025 tillsynsbegäran.docx
+++ b/tillsyn/A 17967-2025 tillsynsbegäran.docx
@@ -264,7 +264,7 @@
     <w:r>
       <w:tab/>
       <w:tab/>
-      <w:t>2025-05-19</w:t>
+      <w:t>2025-05-20</w:t>
       <w:br/>
       <w:br/>
     </w:r>

--- a/tillsyn/A 17967-2025 tillsynsbegäran.docx
+++ b/tillsyn/A 17967-2025 tillsynsbegäran.docx
@@ -264,7 +264,7 @@
     <w:r>
       <w:tab/>
       <w:tab/>
-      <w:t>2025-05-20</w:t>
+      <w:t>2025-05-21</w:t>
       <w:br/>
       <w:br/>
     </w:r>

--- a/tillsyn/A 17967-2025 tillsynsbegäran.docx
+++ b/tillsyn/A 17967-2025 tillsynsbegäran.docx
@@ -264,7 +264,7 @@
     <w:r>
       <w:tab/>
       <w:tab/>
-      <w:t>2025-05-21</w:t>
+      <w:t>2025-05-22</w:t>
       <w:br/>
       <w:br/>
     </w:r>

--- a/tillsyn/A 17967-2025 tillsynsbegäran.docx
+++ b/tillsyn/A 17967-2025 tillsynsbegäran.docx
@@ -264,7 +264,7 @@
     <w:r>
       <w:tab/>
       <w:tab/>
-      <w:t>2025-05-22</w:t>
+      <w:t>2025-05-23</w:t>
       <w:br/>
       <w:br/>
     </w:r>

--- a/tillsyn/A 17967-2025 tillsynsbegäran.docx
+++ b/tillsyn/A 17967-2025 tillsynsbegäran.docx
@@ -264,7 +264,7 @@
     <w:r>
       <w:tab/>
       <w:tab/>
-      <w:t>2025-05-23</w:t>
+      <w:t>2025-05-24</w:t>
       <w:br/>
       <w:br/>
     </w:r>

--- a/tillsyn/A 17967-2025 tillsynsbegäran.docx
+++ b/tillsyn/A 17967-2025 tillsynsbegäran.docx
@@ -264,7 +264,7 @@
     <w:r>
       <w:tab/>
       <w:tab/>
-      <w:t>2025-05-24</w:t>
+      <w:t>2025-05-25</w:t>
       <w:br/>
       <w:br/>
     </w:r>

--- a/tillsyn/A 17967-2025 tillsynsbegäran.docx
+++ b/tillsyn/A 17967-2025 tillsynsbegäran.docx
@@ -264,7 +264,7 @@
     <w:r>
       <w:tab/>
       <w:tab/>
-      <w:t>2025-05-25</w:t>
+      <w:t>2025-05-26</w:t>
       <w:br/>
       <w:br/>
     </w:r>

--- a/tillsyn/A 17967-2025 tillsynsbegäran.docx
+++ b/tillsyn/A 17967-2025 tillsynsbegäran.docx
@@ -264,7 +264,7 @@
     <w:r>
       <w:tab/>
       <w:tab/>
-      <w:t>2025-05-26</w:t>
+      <w:t>2025-05-27</w:t>
       <w:br/>
       <w:br/>
     </w:r>

--- a/tillsyn/A 17967-2025 tillsynsbegäran.docx
+++ b/tillsyn/A 17967-2025 tillsynsbegäran.docx
@@ -124,6 +124,17 @@
       </w:r>
     </w:p>
     <w:p>
+      <w:r>
+        <w:rPr>
+          <w:b/>
+        </w:rPr>
+        <w:t xml:space="preserve">Strutbräken </w:t>
+      </w:r>
+      <w:r>
+        <w:t>är normalt en mycket bra och tydlig signalart som visar på flera olika fuktiga biotoper med rörligt markvatten som nästan alltid har höga naturvärden. Den växer på skuggiga, fuktiga, näringsrika mullmarker längs bäckdalar, åar, älvar, översilade sluttningar med högörtsgranskog och svämlövskogar med kortvarigt översvämmade sedimentplan. Växtplatserna har ytligt rörligt markvatten och konstant hög luftfuktighet. Arten är känslig för avverkning och dikning (Nitare &amp; Skogsstyrelsen, 2019).</w:t>
+      </w:r>
+    </w:p>
+    <w:p>
       <w:pPr>
         <w:pStyle w:val="Heading1"/>
       </w:pPr>
@@ -264,7 +275,7 @@
     <w:r>
       <w:tab/>
       <w:tab/>
-      <w:t>2025-05-27</w:t>
+      <w:t>2025-05-30</w:t>
       <w:br/>
       <w:br/>
     </w:r>

--- a/tillsyn/A 17967-2025 tillsynsbegäran.docx
+++ b/tillsyn/A 17967-2025 tillsynsbegäran.docx
@@ -275,7 +275,7 @@
     <w:r>
       <w:tab/>
       <w:tab/>
-      <w:t>2025-05-30</w:t>
+      <w:t>2025-06-01</w:t>
       <w:br/>
       <w:br/>
     </w:r>

--- a/tillsyn/A 17967-2025 tillsynsbegäran.docx
+++ b/tillsyn/A 17967-2025 tillsynsbegäran.docx
@@ -275,7 +275,7 @@
     <w:r>
       <w:tab/>
       <w:tab/>
-      <w:t>2025-06-01</w:t>
+      <w:t>2025-06-02</w:t>
       <w:br/>
       <w:br/>
     </w:r>

--- a/tillsyn/A 17967-2025 tillsynsbegäran.docx
+++ b/tillsyn/A 17967-2025 tillsynsbegäran.docx
@@ -275,7 +275,7 @@
     <w:r>
       <w:tab/>
       <w:tab/>
-      <w:t>2025-06-02</w:t>
+      <w:t>2025-06-03</w:t>
       <w:br/>
       <w:br/>
     </w:r>

--- a/tillsyn/A 17967-2025 tillsynsbegäran.docx
+++ b/tillsyn/A 17967-2025 tillsynsbegäran.docx
@@ -275,7 +275,7 @@
     <w:r>
       <w:tab/>
       <w:tab/>
-      <w:t>2025-06-03</w:t>
+      <w:t>2025-06-04</w:t>
       <w:br/>
       <w:br/>
     </w:r>

--- a/tillsyn/A 17967-2025 tillsynsbegäran.docx
+++ b/tillsyn/A 17967-2025 tillsynsbegäran.docx
@@ -275,7 +275,7 @@
     <w:r>
       <w:tab/>
       <w:tab/>
-      <w:t>2025-06-04</w:t>
+      <w:t>2025-06-05</w:t>
       <w:br/>
       <w:br/>
     </w:r>

--- a/tillsyn/A 17967-2025 tillsynsbegäran.docx
+++ b/tillsyn/A 17967-2025 tillsynsbegäran.docx
@@ -275,7 +275,7 @@
     <w:r>
       <w:tab/>
       <w:tab/>
-      <w:t>2025-06-05</w:t>
+      <w:t>2025-06-13</w:t>
       <w:br/>
       <w:br/>
     </w:r>

--- a/tillsyn/A 17967-2025 tillsynsbegäran.docx
+++ b/tillsyn/A 17967-2025 tillsynsbegäran.docx
@@ -275,7 +275,7 @@
     <w:r>
       <w:tab/>
       <w:tab/>
-      <w:t>2025-06-13</w:t>
+      <w:t>2025-06-15</w:t>
       <w:br/>
       <w:br/>
     </w:r>

--- a/tillsyn/A 17967-2025 tillsynsbegäran.docx
+++ b/tillsyn/A 17967-2025 tillsynsbegäran.docx
@@ -275,7 +275,7 @@
     <w:r>
       <w:tab/>
       <w:tab/>
-      <w:t>2025-06-15</w:t>
+      <w:t>2025-06-16</w:t>
       <w:br/>
       <w:br/>
     </w:r>

--- a/tillsyn/A 17967-2025 tillsynsbegäran.docx
+++ b/tillsyn/A 17967-2025 tillsynsbegäran.docx
@@ -275,7 +275,7 @@
     <w:r>
       <w:tab/>
       <w:tab/>
-      <w:t>2025-06-16</w:t>
+      <w:t>2025-06-17</w:t>
       <w:br/>
       <w:br/>
     </w:r>

--- a/tillsyn/A 17967-2025 tillsynsbegäran.docx
+++ b/tillsyn/A 17967-2025 tillsynsbegäran.docx
@@ -275,7 +275,7 @@
     <w:r>
       <w:tab/>
       <w:tab/>
-      <w:t>2025-06-17</w:t>
+      <w:t>2025-06-18</w:t>
       <w:br/>
       <w:br/>
     </w:r>

--- a/tillsyn/A 17967-2025 tillsynsbegäran.docx
+++ b/tillsyn/A 17967-2025 tillsynsbegäran.docx
@@ -275,7 +275,7 @@
     <w:r>
       <w:tab/>
       <w:tab/>
-      <w:t>2025-06-18</w:t>
+      <w:t>2025-06-19</w:t>
       <w:br/>
       <w:br/>
     </w:r>

--- a/tillsyn/A 17967-2025 tillsynsbegäran.docx
+++ b/tillsyn/A 17967-2025 tillsynsbegäran.docx
@@ -275,7 +275,7 @@
     <w:r>
       <w:tab/>
       <w:tab/>
-      <w:t>2025-06-19</w:t>
+      <w:t>2025-06-20</w:t>
       <w:br/>
       <w:br/>
     </w:r>

--- a/tillsyn/A 17967-2025 tillsynsbegäran.docx
+++ b/tillsyn/A 17967-2025 tillsynsbegäran.docx
@@ -275,7 +275,7 @@
     <w:r>
       <w:tab/>
       <w:tab/>
-      <w:t>2025-06-20</w:t>
+      <w:t>2025-06-21</w:t>
       <w:br/>
       <w:br/>
     </w:r>

--- a/tillsyn/A 17967-2025 tillsynsbegäran.docx
+++ b/tillsyn/A 17967-2025 tillsynsbegäran.docx
@@ -275,7 +275,7 @@
     <w:r>
       <w:tab/>
       <w:tab/>
-      <w:t>2025-06-21</w:t>
+      <w:t>2025-06-22</w:t>
       <w:br/>
       <w:br/>
     </w:r>

--- a/tillsyn/A 17967-2025 tillsynsbegäran.docx
+++ b/tillsyn/A 17967-2025 tillsynsbegäran.docx
@@ -275,7 +275,7 @@
     <w:r>
       <w:tab/>
       <w:tab/>
-      <w:t>2025-06-22</w:t>
+      <w:t>2025-06-23</w:t>
       <w:br/>
       <w:br/>
     </w:r>

--- a/tillsyn/A 17967-2025 tillsynsbegäran.docx
+++ b/tillsyn/A 17967-2025 tillsynsbegäran.docx
@@ -275,7 +275,7 @@
     <w:r>
       <w:tab/>
       <w:tab/>
-      <w:t>2025-06-23</w:t>
+      <w:t>2025-06-24</w:t>
       <w:br/>
       <w:br/>
     </w:r>

--- a/tillsyn/A 17967-2025 tillsynsbegäran.docx
+++ b/tillsyn/A 17967-2025 tillsynsbegäran.docx
@@ -275,7 +275,7 @@
     <w:r>
       <w:tab/>
       <w:tab/>
-      <w:t>2025-06-24</w:t>
+      <w:t>2025-06-25</w:t>
       <w:br/>
       <w:br/>
     </w:r>

--- a/tillsyn/A 17967-2025 tillsynsbegäran.docx
+++ b/tillsyn/A 17967-2025 tillsynsbegäran.docx
@@ -275,7 +275,7 @@
     <w:r>
       <w:tab/>
       <w:tab/>
-      <w:t>2025-06-25</w:t>
+      <w:t>2025-06-26</w:t>
       <w:br/>
       <w:br/>
     </w:r>

--- a/tillsyn/A 17967-2025 tillsynsbegäran.docx
+++ b/tillsyn/A 17967-2025 tillsynsbegäran.docx
@@ -275,7 +275,7 @@
     <w:r>
       <w:tab/>
       <w:tab/>
-      <w:t>2025-06-26</w:t>
+      <w:t>2025-06-27</w:t>
       <w:br/>
       <w:br/>
     </w:r>

--- a/tillsyn/A 17967-2025 tillsynsbegäran.docx
+++ b/tillsyn/A 17967-2025 tillsynsbegäran.docx
@@ -275,7 +275,7 @@
     <w:r>
       <w:tab/>
       <w:tab/>
-      <w:t>2025-06-27</w:t>
+      <w:t>2025-06-28</w:t>
       <w:br/>
       <w:br/>
     </w:r>

--- a/tillsyn/A 17967-2025 tillsynsbegäran.docx
+++ b/tillsyn/A 17967-2025 tillsynsbegäran.docx
@@ -275,7 +275,7 @@
     <w:r>
       <w:tab/>
       <w:tab/>
-      <w:t>2025-06-28</w:t>
+      <w:t>2025-06-29</w:t>
       <w:br/>
       <w:br/>
     </w:r>

--- a/tillsyn/A 17967-2025 tillsynsbegäran.docx
+++ b/tillsyn/A 17967-2025 tillsynsbegäran.docx
@@ -275,7 +275,7 @@
     <w:r>
       <w:tab/>
       <w:tab/>
-      <w:t>2025-06-29</w:t>
+      <w:t>2025-06-30</w:t>
       <w:br/>
       <w:br/>
     </w:r>

--- a/tillsyn/A 17967-2025 tillsynsbegäran.docx
+++ b/tillsyn/A 17967-2025 tillsynsbegäran.docx
@@ -275,7 +275,7 @@
     <w:r>
       <w:tab/>
       <w:tab/>
-      <w:t>2025-06-30</w:t>
+      <w:t>2025-07-01</w:t>
       <w:br/>
       <w:br/>
     </w:r>

--- a/tillsyn/A 17967-2025 tillsynsbegäran.docx
+++ b/tillsyn/A 17967-2025 tillsynsbegäran.docx
@@ -275,7 +275,7 @@
     <w:r>
       <w:tab/>
       <w:tab/>
-      <w:t>2025-07-01</w:t>
+      <w:t>2025-07-02</w:t>
       <w:br/>
       <w:br/>
     </w:r>

--- a/tillsyn/A 17967-2025 tillsynsbegäran.docx
+++ b/tillsyn/A 17967-2025 tillsynsbegäran.docx
@@ -275,7 +275,7 @@
     <w:r>
       <w:tab/>
       <w:tab/>
-      <w:t>2025-07-02</w:t>
+      <w:t>2025-07-03</w:t>
       <w:br/>
       <w:br/>
     </w:r>

--- a/tillsyn/A 17967-2025 tillsynsbegäran.docx
+++ b/tillsyn/A 17967-2025 tillsynsbegäran.docx
@@ -275,7 +275,7 @@
     <w:r>
       <w:tab/>
       <w:tab/>
-      <w:t>2025-07-03</w:t>
+      <w:t>2025-07-04</w:t>
       <w:br/>
       <w:br/>
     </w:r>

--- a/tillsyn/A 17967-2025 tillsynsbegäran.docx
+++ b/tillsyn/A 17967-2025 tillsynsbegäran.docx
@@ -275,7 +275,7 @@
     <w:r>
       <w:tab/>
       <w:tab/>
-      <w:t>2025-07-04</w:t>
+      <w:t>2025-07-05</w:t>
       <w:br/>
       <w:br/>
     </w:r>

--- a/tillsyn/A 17967-2025 tillsynsbegäran.docx
+++ b/tillsyn/A 17967-2025 tillsynsbegäran.docx
@@ -275,7 +275,7 @@
     <w:r>
       <w:tab/>
       <w:tab/>
-      <w:t>2025-07-05</w:t>
+      <w:t>2025-07-06</w:t>
       <w:br/>
       <w:br/>
     </w:r>

--- a/tillsyn/A 17967-2025 tillsynsbegäran.docx
+++ b/tillsyn/A 17967-2025 tillsynsbegäran.docx
@@ -275,7 +275,7 @@
     <w:r>
       <w:tab/>
       <w:tab/>
-      <w:t>2025-07-06</w:t>
+      <w:t>2025-07-07</w:t>
       <w:br/>
       <w:br/>
     </w:r>

--- a/tillsyn/A 17967-2025 tillsynsbegäran.docx
+++ b/tillsyn/A 17967-2025 tillsynsbegäran.docx
@@ -275,7 +275,7 @@
     <w:r>
       <w:tab/>
       <w:tab/>
-      <w:t>2025-07-07</w:t>
+      <w:t>2025-07-08</w:t>
       <w:br/>
       <w:br/>
     </w:r>

--- a/tillsyn/A 17967-2025 tillsynsbegäran.docx
+++ b/tillsyn/A 17967-2025 tillsynsbegäran.docx
@@ -275,7 +275,7 @@
     <w:r>
       <w:tab/>
       <w:tab/>
-      <w:t>2025-07-08</w:t>
+      <w:t>2025-07-09</w:t>
       <w:br/>
       <w:br/>
     </w:r>

--- a/tillsyn/A 17967-2025 tillsynsbegäran.docx
+++ b/tillsyn/A 17967-2025 tillsynsbegäran.docx
@@ -275,7 +275,7 @@
     <w:r>
       <w:tab/>
       <w:tab/>
-      <w:t>2025-07-09</w:t>
+      <w:t>2025-07-11</w:t>
       <w:br/>
       <w:br/>
     </w:r>

--- a/tillsyn/A 17967-2025 tillsynsbegäran.docx
+++ b/tillsyn/A 17967-2025 tillsynsbegäran.docx
@@ -275,7 +275,7 @@
     <w:r>
       <w:tab/>
       <w:tab/>
-      <w:t>2025-07-11</w:t>
+      <w:t>2025-07-12</w:t>
       <w:br/>
       <w:br/>
     </w:r>

--- a/tillsyn/A 17967-2025 tillsynsbegäran.docx
+++ b/tillsyn/A 17967-2025 tillsynsbegäran.docx
@@ -275,7 +275,7 @@
     <w:r>
       <w:tab/>
       <w:tab/>
-      <w:t>2025-07-12</w:t>
+      <w:t>2025-07-13</w:t>
       <w:br/>
       <w:br/>
     </w:r>

--- a/tillsyn/A 17967-2025 tillsynsbegäran.docx
+++ b/tillsyn/A 17967-2025 tillsynsbegäran.docx
@@ -275,7 +275,7 @@
     <w:r>
       <w:tab/>
       <w:tab/>
-      <w:t>2025-07-13</w:t>
+      <w:t>2025-07-14</w:t>
       <w:br/>
       <w:br/>
     </w:r>

--- a/tillsyn/A 17967-2025 tillsynsbegäran.docx
+++ b/tillsyn/A 17967-2025 tillsynsbegäran.docx
@@ -275,7 +275,7 @@
     <w:r>
       <w:tab/>
       <w:tab/>
-      <w:t>2025-08-06</w:t>
+      <w:t>2025-08-09</w:t>
       <w:br/>
       <w:br/>
     </w:r>
